--- a/static/家庭承包制模板.docx
+++ b/static/家庭承包制模板.docx
@@ -150,13 +150,6 @@
         <w:t>家庭成员信息登记表</w:t>
       </w:r>
     </w:p>
-    <w:p>
-      <w:pPr>
-        <w:rPr>
-          <w:rFonts w:hint="eastAsia" w:ascii="黑体" w:hAnsi="黑体" w:eastAsia="黑体" w:cs="黑体"/>
-        </w:rPr>
-      </w:pPr>
-    </w:p>
     <w:tbl>
       <w:tblPr>
         <w:tblStyle w:val="33"/>
@@ -217,7 +210,6 @@
                 <w:rFonts w:hint="eastAsia" w:ascii="黑体" w:hAnsi="黑体" w:eastAsia="黑体" w:cs="黑体"/>
               </w:rPr>
             </w:pPr>
-            <w:bookmarkStart w:id="0" w:name="_GoBack" w:colFirst="0" w:colLast="6"/>
             <w:r>
               <w:rPr>
                 <w:rFonts w:hint="eastAsia" w:ascii="黑体" w:hAnsi="黑体" w:eastAsia="黑体" w:cs="黑体"/>
@@ -612,7 +604,6 @@
           </w:p>
         </w:tc>
       </w:tr>
-      <w:bookmarkEnd w:id="0"/>
     </w:tbl>
     <w:p>
       <w:pPr>
@@ -648,6 +639,370 @@
         </w:rPr>
         <w:t>日期：{签署日期}</w:t>
       </w:r>
+    </w:p>
+    <w:p>
+      <w:pPr>
+        <w:pStyle w:val="3"/>
+        <w:jc w:val="center"/>
+        <w:rPr>
+          <w:rFonts w:hint="default" w:ascii="黑体" w:hAnsi="黑体" w:eastAsia="黑体" w:cs="黑体"/>
+          <w:lang w:val="en-US" w:eastAsia="zh-CN"/>
+        </w:rPr>
+      </w:pPr>
+      <w:r>
+        <w:rPr>
+          <w:rFonts w:hint="eastAsia" w:ascii="黑体" w:hAnsi="黑体" w:eastAsia="黑体" w:cs="黑体"/>
+          <w:lang w:val="en-US" w:eastAsia="zh-CN"/>
+        </w:rPr>
+        <w:t>测试</w:t>
+      </w:r>
+      <w:r>
+        <w:rPr>
+          <w:rFonts w:hint="default" w:ascii="黑体" w:hAnsi="黑体" w:eastAsia="黑体" w:cs="黑体"/>
+          <w:lang w:val="en-US" w:eastAsia="zh-CN"/>
+        </w:rPr>
+        <w:t>表</w:t>
+      </w:r>
+    </w:p>
+    <w:tbl>
+      <w:tblPr>
+        <w:tblStyle w:val="33"/>
+        <w:tblW w:w="0" w:type="auto"/>
+        <w:tblInd w:w="0" w:type="dxa"/>
+        <w:tblBorders>
+          <w:top w:val="single" w:color="auto" w:sz="4" w:space="0"/>
+          <w:left w:val="single" w:color="auto" w:sz="4" w:space="0"/>
+          <w:bottom w:val="single" w:color="auto" w:sz="4" w:space="0"/>
+          <w:right w:val="single" w:color="auto" w:sz="4" w:space="0"/>
+          <w:insideH w:val="single" w:color="auto" w:sz="4" w:space="0"/>
+          <w:insideV w:val="single" w:color="auto" w:sz="4" w:space="0"/>
+        </w:tblBorders>
+        <w:tblLayout w:type="autofit"/>
+        <w:tblCellMar>
+          <w:left w:w="108" w:type="dxa"/>
+          <w:right w:w="108" w:type="dxa"/>
+        </w:tblCellMar>
+      </w:tblPr>
+      <w:tblGrid>
+        <w:gridCol w:w="2214"/>
+        <w:gridCol w:w="2214"/>
+        <w:gridCol w:w="2214"/>
+        <w:gridCol w:w="2214"/>
+      </w:tblGrid>
+      <w:tr>
+        <w:tblPrEx>
+          <w:tblBorders>
+            <w:top w:val="single" w:color="auto" w:sz="4" w:space="0"/>
+            <w:left w:val="single" w:color="auto" w:sz="4" w:space="0"/>
+            <w:bottom w:val="single" w:color="auto" w:sz="4" w:space="0"/>
+            <w:right w:val="single" w:color="auto" w:sz="4" w:space="0"/>
+            <w:insideH w:val="single" w:color="auto" w:sz="4" w:space="0"/>
+            <w:insideV w:val="single" w:color="auto" w:sz="4" w:space="0"/>
+          </w:tblBorders>
+          <w:tblCellMar>
+            <w:left w:w="108" w:type="dxa"/>
+            <w:right w:w="108" w:type="dxa"/>
+          </w:tblCellMar>
+        </w:tblPrEx>
+        <w:tc>
+          <w:tcPr>
+            <w:tcW w:w="2214" w:type="dxa"/>
+            <w:vAlign w:val="bottom"/>
+          </w:tcPr>
+          <w:p>
+            <w:pPr>
+              <w:jc w:val="center"/>
+              <w:rPr>
+                <w:rFonts w:hint="default"/>
+                <w:vertAlign w:val="baseline"/>
+                <w:lang w:val="en-US" w:eastAsia="zh-CN"/>
+              </w:rPr>
+            </w:pPr>
+            <w:r>
+              <w:rPr>
+                <w:rFonts w:hint="eastAsia"/>
+                <w:vertAlign w:val="baseline"/>
+                <w:lang w:val="en-US" w:eastAsia="zh-CN"/>
+              </w:rPr>
+              <w:t>序号</w:t>
+            </w:r>
+          </w:p>
+        </w:tc>
+        <w:tc>
+          <w:tcPr>
+            <w:tcW w:w="2214" w:type="dxa"/>
+            <w:vAlign w:val="bottom"/>
+          </w:tcPr>
+          <w:p>
+            <w:pPr>
+              <w:jc w:val="center"/>
+              <w:rPr>
+                <w:rFonts w:hint="default"/>
+                <w:vertAlign w:val="baseline"/>
+                <w:lang w:val="en-US" w:eastAsia="zh-CN"/>
+              </w:rPr>
+            </w:pPr>
+            <w:r>
+              <w:rPr>
+                <w:rFonts w:hint="eastAsia"/>
+                <w:vertAlign w:val="baseline"/>
+                <w:lang w:val="en-US" w:eastAsia="zh-CN"/>
+              </w:rPr>
+              <w:t>测试表A</w:t>
+            </w:r>
+          </w:p>
+        </w:tc>
+        <w:tc>
+          <w:tcPr>
+            <w:tcW w:w="2214" w:type="dxa"/>
+            <w:vAlign w:val="bottom"/>
+          </w:tcPr>
+          <w:p>
+            <w:pPr>
+              <w:jc w:val="center"/>
+              <w:rPr>
+                <w:rFonts w:hint="default"/>
+                <w:vertAlign w:val="baseline"/>
+                <w:lang w:val="en-US" w:eastAsia="zh-CN"/>
+              </w:rPr>
+            </w:pPr>
+            <w:r>
+              <w:rPr>
+                <w:rFonts w:hint="default"/>
+                <w:vertAlign w:val="baseline"/>
+                <w:lang w:val="en-US" w:eastAsia="zh-CN"/>
+              </w:rPr>
+              <w:t>测</w:t>
+            </w:r>
+            <w:bookmarkStart w:id="0" w:name="_GoBack"/>
+            <w:bookmarkEnd w:id="0"/>
+            <w:r>
+              <w:rPr>
+                <w:rFonts w:hint="default"/>
+                <w:vertAlign w:val="baseline"/>
+                <w:lang w:val="en-US" w:eastAsia="zh-CN"/>
+              </w:rPr>
+              <w:t>试表</w:t>
+            </w:r>
+            <w:r>
+              <w:rPr>
+                <w:rFonts w:hint="eastAsia"/>
+                <w:vertAlign w:val="baseline"/>
+                <w:lang w:val="en-US" w:eastAsia="zh-CN"/>
+              </w:rPr>
+              <w:t>B</w:t>
+            </w:r>
+          </w:p>
+        </w:tc>
+        <w:tc>
+          <w:tcPr>
+            <w:tcW w:w="2214" w:type="dxa"/>
+            <w:vAlign w:val="bottom"/>
+          </w:tcPr>
+          <w:p>
+            <w:pPr>
+              <w:jc w:val="center"/>
+              <w:rPr>
+                <w:rFonts w:hint="default"/>
+                <w:vertAlign w:val="baseline"/>
+                <w:lang w:val="en-US" w:eastAsia="zh-CN"/>
+              </w:rPr>
+            </w:pPr>
+            <w:r>
+              <w:rPr>
+                <w:rFonts w:hint="default"/>
+                <w:vertAlign w:val="baseline"/>
+                <w:lang w:val="en-US" w:eastAsia="zh-CN"/>
+              </w:rPr>
+              <w:t>测试表</w:t>
+            </w:r>
+            <w:r>
+              <w:rPr>
+                <w:rFonts w:hint="eastAsia"/>
+                <w:vertAlign w:val="baseline"/>
+                <w:lang w:val="en-US" w:eastAsia="zh-CN"/>
+              </w:rPr>
+              <w:t>C</w:t>
+            </w:r>
+          </w:p>
+        </w:tc>
+      </w:tr>
+      <w:tr>
+        <w:tblPrEx>
+          <w:tblBorders>
+            <w:top w:val="single" w:color="auto" w:sz="4" w:space="0"/>
+            <w:left w:val="single" w:color="auto" w:sz="4" w:space="0"/>
+            <w:bottom w:val="single" w:color="auto" w:sz="4" w:space="0"/>
+            <w:right w:val="single" w:color="auto" w:sz="4" w:space="0"/>
+            <w:insideH w:val="single" w:color="auto" w:sz="4" w:space="0"/>
+            <w:insideV w:val="single" w:color="auto" w:sz="4" w:space="0"/>
+          </w:tblBorders>
+          <w:tblCellMar>
+            <w:left w:w="108" w:type="dxa"/>
+            <w:right w:w="108" w:type="dxa"/>
+          </w:tblCellMar>
+        </w:tblPrEx>
+        <w:tc>
+          <w:tcPr>
+            <w:tcW w:w="2214" w:type="dxa"/>
+            <w:vAlign w:val="bottom"/>
+          </w:tcPr>
+          <w:p>
+            <w:pPr>
+              <w:jc w:val="center"/>
+              <w:rPr>
+                <w:rFonts w:hint="default"/>
+                <w:vertAlign w:val="baseline"/>
+                <w:lang w:val="en-US" w:eastAsia="zh-CN"/>
+              </w:rPr>
+            </w:pPr>
+            <w:r>
+              <w:rPr>
+                <w:rFonts w:hint="default"/>
+                <w:vertAlign w:val="baseline"/>
+                <w:lang w:val="en-US" w:eastAsia="zh-CN"/>
+              </w:rPr>
+              <w:t>{table.测试表.序号}</w:t>
+            </w:r>
+          </w:p>
+        </w:tc>
+        <w:tc>
+          <w:tcPr>
+            <w:tcW w:w="2214" w:type="dxa"/>
+            <w:vAlign w:val="bottom"/>
+          </w:tcPr>
+          <w:p>
+            <w:pPr>
+              <w:jc w:val="center"/>
+              <w:rPr>
+                <w:rFonts w:hint="default"/>
+                <w:vertAlign w:val="baseline"/>
+                <w:lang w:val="en-US" w:eastAsia="zh-CN"/>
+              </w:rPr>
+            </w:pPr>
+            <w:r>
+              <w:rPr>
+                <w:rFonts w:hint="default"/>
+                <w:vertAlign w:val="baseline"/>
+                <w:lang w:val="en-US" w:eastAsia="zh-CN"/>
+              </w:rPr>
+              <w:t>{table.测试表.测试表</w:t>
+            </w:r>
+            <w:r>
+              <w:rPr>
+                <w:rFonts w:hint="eastAsia"/>
+                <w:vertAlign w:val="baseline"/>
+                <w:lang w:val="en-US" w:eastAsia="zh-CN"/>
+              </w:rPr>
+              <w:t>A</w:t>
+            </w:r>
+            <w:r>
+              <w:rPr>
+                <w:rFonts w:hint="default"/>
+                <w:vertAlign w:val="baseline"/>
+                <w:lang w:val="en-US" w:eastAsia="zh-CN"/>
+              </w:rPr>
+              <w:t>}</w:t>
+            </w:r>
+          </w:p>
+        </w:tc>
+        <w:tc>
+          <w:tcPr>
+            <w:tcW w:w="2214" w:type="dxa"/>
+            <w:vAlign w:val="bottom"/>
+          </w:tcPr>
+          <w:p>
+            <w:pPr>
+              <w:jc w:val="center"/>
+              <w:rPr>
+                <w:rFonts w:hint="default"/>
+                <w:vertAlign w:val="baseline"/>
+                <w:lang w:val="en-US" w:eastAsia="zh-CN"/>
+              </w:rPr>
+            </w:pPr>
+            <w:r>
+              <w:rPr>
+                <w:rFonts w:hint="default"/>
+                <w:vertAlign w:val="baseline"/>
+                <w:lang w:val="en-US" w:eastAsia="zh-CN"/>
+              </w:rPr>
+              <w:t>{table.测试表.测试表</w:t>
+            </w:r>
+            <w:r>
+              <w:rPr>
+                <w:rFonts w:hint="eastAsia"/>
+                <w:vertAlign w:val="baseline"/>
+                <w:lang w:val="en-US" w:eastAsia="zh-CN"/>
+              </w:rPr>
+              <w:t>B</w:t>
+            </w:r>
+            <w:r>
+              <w:rPr>
+                <w:rFonts w:hint="default"/>
+                <w:vertAlign w:val="baseline"/>
+                <w:lang w:val="en-US" w:eastAsia="zh-CN"/>
+              </w:rPr>
+              <w:t>}</w:t>
+            </w:r>
+          </w:p>
+        </w:tc>
+        <w:tc>
+          <w:tcPr>
+            <w:tcW w:w="2214" w:type="dxa"/>
+            <w:vAlign w:val="bottom"/>
+          </w:tcPr>
+          <w:p>
+            <w:pPr>
+              <w:jc w:val="center"/>
+              <w:rPr>
+                <w:rFonts w:hint="default"/>
+                <w:vertAlign w:val="baseline"/>
+                <w:lang w:val="en-US" w:eastAsia="zh-CN"/>
+              </w:rPr>
+            </w:pPr>
+            <w:r>
+              <w:rPr>
+                <w:rFonts w:hint="default"/>
+                <w:vertAlign w:val="baseline"/>
+                <w:lang w:val="en-US" w:eastAsia="zh-CN"/>
+              </w:rPr>
+              <w:t>{table.测试表.测试表</w:t>
+            </w:r>
+            <w:r>
+              <w:rPr>
+                <w:rFonts w:hint="eastAsia"/>
+                <w:vertAlign w:val="baseline"/>
+                <w:lang w:val="en-US" w:eastAsia="zh-CN"/>
+              </w:rPr>
+              <w:t>C</w:t>
+            </w:r>
+            <w:r>
+              <w:rPr>
+                <w:rFonts w:hint="default"/>
+                <w:vertAlign w:val="baseline"/>
+                <w:lang w:val="en-US" w:eastAsia="zh-CN"/>
+              </w:rPr>
+              <w:t>}</w:t>
+            </w:r>
+          </w:p>
+        </w:tc>
+      </w:tr>
+    </w:tbl>
+    <w:p>
+      <w:pPr>
+        <w:rPr>
+          <w:rFonts w:hint="default"/>
+          <w:lang w:val="en-US" w:eastAsia="zh-CN"/>
+        </w:rPr>
+      </w:pPr>
+    </w:p>
+    <w:p>
+      <w:pPr>
+        <w:rPr>
+          <w:rFonts w:hint="default" w:ascii="黑体" w:hAnsi="黑体" w:eastAsia="黑体" w:cs="黑体"/>
+          <w:lang w:val="en-US" w:eastAsia="zh-CN"/>
+        </w:rPr>
+      </w:pPr>
     </w:p>
     <w:sectPr>
       <w:pgSz w:w="12240" w:h="15840"/>
@@ -892,7 +1247,7 @@
     <w:lsdException w:uiPriority="99" w:name="footnote text"/>
     <w:lsdException w:uiPriority="99" w:name="annotation text"/>
     <w:lsdException w:qFormat="1" w:uiPriority="99" w:semiHidden="0" w:name="header"/>
-    <w:lsdException w:uiPriority="99" w:semiHidden="0" w:name="footer"/>
+    <w:lsdException w:qFormat="1" w:uiPriority="99" w:semiHidden="0" w:name="footer"/>
     <w:lsdException w:uiPriority="99" w:name="index heading"/>
     <w:lsdException w:qFormat="1" w:uiPriority="35" w:name="caption"/>
     <w:lsdException w:uiPriority="99" w:name="table of figures"/>
@@ -907,18 +1262,18 @@
     <w:lsdException w:uiPriority="99" w:name="table of authorities"/>
     <w:lsdException w:qFormat="1" w:uiPriority="99" w:semiHidden="0" w:name="macro"/>
     <w:lsdException w:uiPriority="99" w:name="toa heading"/>
-    <w:lsdException w:uiPriority="99" w:semiHidden="0" w:name="List"/>
+    <w:lsdException w:qFormat="1" w:uiPriority="99" w:semiHidden="0" w:name="List"/>
     <w:lsdException w:qFormat="1" w:uiPriority="99" w:semiHidden="0" w:name="List Bullet"/>
     <w:lsdException w:qFormat="1" w:uiPriority="99" w:semiHidden="0" w:name="List Number"/>
-    <w:lsdException w:uiPriority="99" w:semiHidden="0" w:name="List 2"/>
+    <w:lsdException w:qFormat="1" w:uiPriority="99" w:semiHidden="0" w:name="List 2"/>
     <w:lsdException w:qFormat="1" w:uiPriority="99" w:semiHidden="0" w:name="List 3"/>
     <w:lsdException w:uiPriority="99" w:name="List 4"/>
     <w:lsdException w:uiPriority="99" w:name="List 5"/>
-    <w:lsdException w:uiPriority="99" w:semiHidden="0" w:name="List Bullet 2"/>
+    <w:lsdException w:qFormat="1" w:uiPriority="99" w:semiHidden="0" w:name="List Bullet 2"/>
     <w:lsdException w:qFormat="1" w:uiPriority="99" w:semiHidden="0" w:name="List Bullet 3"/>
     <w:lsdException w:uiPriority="99" w:name="List Bullet 4"/>
     <w:lsdException w:uiPriority="99" w:name="List Bullet 5"/>
-    <w:lsdException w:uiPriority="99" w:semiHidden="0" w:name="List Number 2"/>
+    <w:lsdException w:qFormat="1" w:uiPriority="99" w:semiHidden="0" w:name="List Number 2"/>
     <w:lsdException w:qFormat="1" w:uiPriority="99" w:semiHidden="0" w:name="List Number 3"/>
     <w:lsdException w:uiPriority="99" w:name="List Number 4"/>
     <w:lsdException w:uiPriority="99" w:name="List Number 5"/>
@@ -1424,6 +1779,7 @@
     <w:name w:val="List Number 2"/>
     <w:basedOn w:val="1"/>
     <w:unhideWhenUsed/>
+    <w:qFormat/>
     <w:uiPriority w:val="99"/>
     <w:pPr>
       <w:numPr>
@@ -1543,6 +1899,7 @@
     <w:name w:val="List 2"/>
     <w:basedOn w:val="1"/>
     <w:unhideWhenUsed/>
+    <w:qFormat/>
     <w:uiPriority w:val="99"/>
     <w:pPr>
       <w:ind w:left="720" w:hanging="360"/>
@@ -1565,6 +1922,7 @@
     <w:name w:val="List Bullet 2"/>
     <w:basedOn w:val="1"/>
     <w:unhideWhenUsed/>
+    <w:qFormat/>
     <w:uiPriority w:val="99"/>
     <w:pPr>
       <w:numPr>
@@ -1579,6 +1937,7 @@
     <w:basedOn w:val="1"/>
     <w:link w:val="136"/>
     <w:unhideWhenUsed/>
+    <w:qFormat/>
     <w:uiPriority w:val="99"/>
     <w:pPr>
       <w:tabs>
@@ -1629,6 +1988,7 @@
     <w:name w:val="List"/>
     <w:basedOn w:val="1"/>
     <w:unhideWhenUsed/>
+    <w:qFormat/>
     <w:uiPriority w:val="99"/>
     <w:pPr>
       <w:ind w:left="360" w:hanging="360"/>
@@ -13567,6 +13927,7 @@
     <w:name w:val="Intense Quote Char"/>
     <w:basedOn w:val="132"/>
     <w:link w:val="156"/>
+    <w:qFormat/>
     <w:uiPriority w:val="30"/>
     <w:rPr>
       <w:b/>
